--- a/小野町_引継ぎ_整理済/04_算定・見込量/小野町_障がい計画_手帳推計・見込量点検・財源_20261020.docx
+++ b/小野町_引継ぎ_整理済/04_算定・見込量/小野町_障がい計画_手帳推計・見込量点検・財源_20261020.docx
@@ -1212,7 +1212,7 @@
           <w:i w:val="0"/>
           <w:sz w:val="21"/>
         </w:rPr>
-        <w:t xml:space="preserve"> 令和5年の45人から令和7年の62人へ増えており、町の推計（56人）は据え置きに近い置き方です。</w:t>
+        <w:t xml:space="preserve"> 令和5年の45人から令和8年の60人へ3年で3割余り増えており、町の推計（56人）は据え置きに近い置き方です。</w:t>
       </w:r>
       <w:r>
         <w:rPr>
@@ -1221,7 +1221,7 @@
           <w:i w:val="0"/>
           <w:sz w:val="21"/>
         </w:rPr>
-        <w:t>3年で4割近く増えているため、見込量（就労系・相談支援）では趨勢側（B）を上限として置くことを提案します。</w:t>
+        <w:t>このため、見込量（就労系・相談支援）では趨勢側（B）を上限として置くことを提案します。</w:t>
       </w:r>
     </w:p>
     <w:p>
